--- a/04_QA_Review/Pending_Review/CP_M4_ATeam_StateManager_v01.docx
+++ b/04_QA_Review/Pending_Review/CP_M4_ATeam_StateManager_v01.docx
@@ -17,7 +17,7 @@
           <w:b/>
           <w:sz w:val="27"/>
         </w:rPr>
-        <w:t>1.2.4 &amp; 1.3.4-CD State Class Diagram</w:t>
+        <w:t xml:space="preserve">1.2.4 &amp; 1.3.4-CD State Class Diagram</w:t>
       </w:r>
       <w:r/>
     </w:p>
@@ -114,7 +114,7 @@
           <w:b/>
           <w:sz w:val="27"/>
         </w:rPr>
-        <w:t>1.2.4 &amp; 1.3.4-CD Dynamic UI Class Diagram</w:t>
+        <w:t xml:space="preserve">1.2.4 &amp; 1.3.4-CD Dynamic UI Class Diagram</w:t>
       </w:r>
       <w:r/>
     </w:p>

--- a/04_QA_Review/Pending_Review/CP_M4_ATeam_StateManager_v01.docx
+++ b/04_QA_Review/Pending_Review/CP_M4_ATeam_StateManager_v01.docx
@@ -106,7 +106,14 @@
         <w:spacing/>
         <w:ind/>
         <w:outlineLvl w:val="2"/>
-        <w:rPr/>
+        <w:rPr>
+          <w:rFonts w:ascii="Arial" w:hAnsi="Arial"/>
+          <w:b/>
+          <w:bCs/>
+          <w:sz w:val="27"/>
+          <w:szCs w:val="27"/>
+          <w:highlight w:val="none"/>
+        </w:rPr>
       </w:pPr>
       <w:r>
         <w:rPr>
@@ -116,23 +123,55 @@
         </w:rPr>
         <w:t xml:space="preserve">1.2.4 &amp; 1.3.4-CD Dynamic UI Class Diagram</w:t>
       </w:r>
-      <w:r/>
+      <w:r>
+        <w:rPr>
+          <w:rFonts w:ascii="Arial" w:hAnsi="Arial"/>
+          <w:b/>
+          <w:bCs/>
+          <w:sz w:val="27"/>
+          <w:szCs w:val="27"/>
+          <w:highlight w:val="none"/>
+        </w:rPr>
+      </w:r>
     </w:p>
     <w:p>
       <w:pPr>
-        <w:pBdr/>
-        <w:spacing/>
-        <w:ind/>
-        <w:rPr/>
+        <w:keepNext w:val="true"/>
+        <w:pBdr/>
+        <w:spacing/>
+        <w:ind/>
+        <w:outlineLvl w:val="2"/>
+        <w:rPr>
+          <w:rFonts w:ascii="Arial" w:hAnsi="Arial"/>
+          <w:b/>
+          <w:bCs/>
+          <w:sz w:val="27"/>
+          <w:szCs w:val="27"/>
+          <w:highlight w:val="none"/>
+        </w:rPr>
       </w:pPr>
       <w:r>
+        <w:rPr>
+          <w:rFonts w:ascii="Arial" w:hAnsi="Arial"/>
+          <w:b/>
+          <w:sz w:val="27"/>
+          <w:highlight w:val="none"/>
+        </w:rPr>
+      </w:r>
+      <w:r>
+        <w:rPr>
+          <w:rFonts w:ascii="Arial" w:hAnsi="Arial"/>
+          <w:b/>
+          <w:sz w:val="27"/>
+          <w:highlight w:val="none"/>
+        </w:rPr>
         <mc:AlternateContent>
           <mc:Choice Requires="wpg">
             <w:drawing>
               <wp:inline xmlns:wp="http://schemas.openxmlformats.org/drawingml/2006/wordprocessingDrawing" distT="0" distB="0" distL="0" distR="0">
-                <wp:extent cx="6000641" cy="1628811"/>
+                <wp:extent cx="6191950" cy="1495461"/>
                 <wp:effectExtent l="0" t="0" r="0" b="0"/>
-                <wp:docPr id="2" name="Picture 2"/>
+                <wp:docPr id="2" name=""/>
                 <wp:cNvGraphicFramePr>
                   <a:graphicFrameLocks xmlns:a="http://schemas.openxmlformats.org/drawingml/2006/main" noChangeAspect="1"/>
                 </wp:cNvGraphicFramePr>
@@ -140,7 +179,7 @@
                   <a:graphicData uri="http://schemas.openxmlformats.org/drawingml/2006/picture">
                     <pic:pic xmlns:pic="http://schemas.openxmlformats.org/drawingml/2006/picture">
                       <pic:nvPicPr>
-                        <pic:cNvPr id="0" name="CP_M4_ATeam_StateManager_DynamicUI_v01.png"/>
+                        <pic:cNvPr id="381932592" name=""/>
                         <pic:cNvPicPr>
                           <a:picLocks noChangeAspect="1"/>
                         </pic:cNvPicPr>
@@ -148,11 +187,12 @@
                       </pic:nvPicPr>
                       <pic:blipFill rotWithShape="1">
                         <a:blip r:embed="rId11"/>
+                        <a:stretch/>
                       </pic:blipFill>
                       <pic:spPr bwMode="auto">
                         <a:xfrm flipH="0" flipV="0">
                           <a:off x="0" y="0"/>
-                          <a:ext cx="6000641" cy="1628810"/>
+                          <a:ext cx="6191949" cy="1495460"/>
                         </a:xfrm>
                         <a:prstGeom prst="rect">
                           <a:avLst/>
@@ -185,7 +225,7 @@
                 <v:path o:extrusionok="f" gradientshapeok="t" o:connecttype="rect"/>
                 <o:lock v:ext="edit" aspectratio="t"/>
               </v:shapetype>
-              <v:shape id="_x0000_i1" o:spid="_x0000_s1" type="#_x0000_t75" style="width:472.49pt;height:128.25pt;mso-wrap-distance-left:0.00pt;mso-wrap-distance-top:0.00pt;mso-wrap-distance-right:0.00pt;mso-wrap-distance-bottom:0.00pt;z-index:1;" stroked="false">
+              <v:shape id="_x0000_i1" o:spid="_x0000_s1" type="#_x0000_t75" style="width:487.56pt;height:117.75pt;mso-wrap-distance-left:0.00pt;mso-wrap-distance-top:0.00pt;mso-wrap-distance-right:0.00pt;mso-wrap-distance-bottom:0.00pt;z-index:1;" stroked="false">
                 <v:imagedata r:id="rId11" o:title=""/>
                 <o:lock v:ext="edit" rotation="t"/>
               </v:shape>
@@ -193,7 +233,14 @@
           </mc:Fallback>
         </mc:AlternateContent>
       </w:r>
-      <w:r/>
+      <w:r>
+        <w:rPr>
+          <w:rFonts w:ascii="Arial" w:hAnsi="Arial"/>
+          <w:b/>
+          <w:sz w:val="27"/>
+          <w:highlight w:val="none"/>
+        </w:rPr>
+      </w:r>
     </w:p>
     <w:sectPr>
       <w:footnotePr/>
